--- a/agents/rag_study2/paper/paper_draft.docx
+++ b/agents/rag_study2/paper/paper_draft.docx
@@ -1,6 +1,6 @@
 
 <file path=word/document.xml><?xml version="1.0" encoding="utf-8"?>
-<w:document xmlns:wpc="http://schemas.microsoft.com/office/word/2010/wordprocessingCanvas" xmlns:cx="http://schemas.microsoft.com/office/drawing/2014/chartex" xmlns:cx1="http://schemas.microsoft.com/office/drawing/2015/9/8/chartex" xmlns:cx2="http://schemas.microsoft.com/office/drawing/2015/10/21/chartex" xmlns:cx3="http://schemas.microsoft.com/office/drawing/2016/5/9/chartex" xmlns:cx4="http://schemas.microsoft.com/office/drawing/2016/5/10/chartex" xmlns:cx5="http://schemas.microsoft.com/office/drawing/2016/5/11/chartex" xmlns:cx6="http://schemas.microsoft.com/office/drawing/2016/5/12/chartex" xmlns:cx7="http://schemas.microsoft.com/office/drawing/2016/5/13/chartex" xmlns:cx8="http://schemas.microsoft.com/office/drawing/2016/5/14/chartex" xmlns:mc="http://schemas.openxmlformats.org/markup-compatibility/2006" xmlns:aink="http://schemas.microsoft.com/office/drawing/2016/ink" xmlns:am3d="http://schemas.microsoft.com/office/drawing/2017/model3d" xmlns:o="urn:schemas-microsoft-com:office:office" xmlns:oel="http://schemas.microsoft.com/office/2019/extlst" xmlns:r="http://schemas.openxmlformats.org/officeDocument/2006/relationships" xmlns:m="http://schemas.openxmlformats.org/officeDocument/2006/math" xmlns:v="urn:schemas-microsoft-com:vml" xmlns:wp14="http://schemas.microsoft.com/office/word/2010/wordprocessingDrawing" xmlns:wp="http://schemas.openxmlformats.org/drawingml/2006/wordprocessingDrawing" xmlns:w10="urn:schemas-microsoft-com:office:word" xmlns:w="http://schemas.openxmlformats.org/wordprocessingml/2006/main" xmlns:w14="http://schemas.microsoft.com/office/word/2010/wordml" xmlns:w15="http://schemas.microsoft.com/office/word/2012/wordml" xmlns:w16cex="http://schemas.microsoft.com/office/word/2018/wordml/cex" xmlns:w16cid="http://schemas.microsoft.com/office/word/2016/wordml/cid" xmlns:w16="http://schemas.microsoft.com/office/word/2018/wordml" xmlns:w16du="http://schemas.microsoft.com/office/word/2023/wordml/word16du" xmlns:w16sdtdh="http://schemas.microsoft.com/office/word/2020/wordml/sdtdatahash" xmlns:w16sdtfl="http://schemas.microsoft.com/office/word/2024/wordml/sdtformatlock" xmlns:w16se="http://schemas.microsoft.com/office/word/2015/wordml/symex" xmlns:wpg="http://schemas.microsoft.com/office/word/2010/wordprocessingGroup" xmlns:wpi="http://schemas.microsoft.com/office/word/2010/wordprocessingInk" xmlns:wne="http://schemas.microsoft.com/office/word/2006/wordml" xmlns:wps="http://schemas.microsoft.com/office/word/2010/wordprocessingShape" mc:Ignorable="w14 w15 w16se w16cid w16 w16cex w16sdtdh w16sdtfl w16du wp14">
+<w:document xmlns:wpc="http://schemas.microsoft.com/office/word/2010/wordprocessingCanvas" xmlns:cx="http://schemas.microsoft.com/office/drawing/2014/chartex" xmlns:cx1="http://schemas.microsoft.com/office/drawing/2015/9/8/chartex" xmlns:cx2="http://schemas.microsoft.com/office/drawing/2015/10/21/chartex" xmlns:cx3="http://schemas.microsoft.com/office/drawing/2016/5/9/chartex" xmlns:cx4="http://schemas.microsoft.com/office/drawing/2016/5/10/chartex" xmlns:cx5="http://schemas.microsoft.com/office/drawing/2016/5/11/chartex" xmlns:cx6="http://schemas.microsoft.com/office/drawing/2016/5/12/chartex" xmlns:cx7="http://schemas.microsoft.com/office/drawing/2016/5/13/chartex" xmlns:cx8="http://schemas.microsoft.com/office/drawing/2016/5/14/chartex" xmlns:mc="http://schemas.openxmlformats.org/markup-compatibility/2006" xmlns:m="http://schemas.openxmlformats.org/officeDocument/2006/math" xmlns:aink="http://schemas.microsoft.com/office/drawing/2016/ink" xmlns:am3d="http://schemas.microsoft.com/office/drawing/2017/model3d" xmlns:oel="http://schemas.microsoft.com/office/2019/extlst" xmlns:r="http://schemas.openxmlformats.org/officeDocument/2006/relationships" xmlns:wp14="http://schemas.microsoft.com/office/word/2010/wordprocessingDrawing" xmlns:wp="http://schemas.openxmlformats.org/drawingml/2006/wordprocessingDrawing" xmlns:wpg="http://schemas.microsoft.com/office/word/2010/wordprocessingGroup" xmlns:wpi="http://schemas.microsoft.com/office/word/2010/wordprocessingInk" xmlns:wps="http://schemas.microsoft.com/office/word/2010/wordprocessingShape" xmlns:o="urn:schemas-microsoft-com:office:office" xmlns:v="urn:schemas-microsoft-com:vml" xmlns:w10="urn:schemas-microsoft-com:office:word" xmlns:w="http://schemas.openxmlformats.org/wordprocessingml/2006/main" xmlns:w14="http://schemas.microsoft.com/office/word/2010/wordml" xmlns:w15="http://schemas.microsoft.com/office/word/2012/wordml" xmlns:w16cex="http://schemas.microsoft.com/office/word/2018/wordml/cex" xmlns:w16cid="http://schemas.microsoft.com/office/word/2016/wordml/cid" xmlns:w16="http://schemas.microsoft.com/office/word/2018/wordml" xmlns:w16sdtdh="http://schemas.microsoft.com/office/word/2020/wordml/sdtdatahash" xmlns:w16sdtfl="http://schemas.microsoft.com/office/word/2024/wordml/sdtformatlock" xmlns:w16se="http://schemas.microsoft.com/office/word/2015/wordml/symex" xmlns:w16du="http://schemas.microsoft.com/office/word/2023/wordml/word16du" xmlns:wne="http://schemas.microsoft.com/office/word/2006/wordml" mc:Ignorable="w14 w15 w16se w16cid w16 w16cex w16sdtdh w16sdtfl w16du wp14">
   <w:body>
     <w:p>
       <w:pPr>
@@ -25,7 +25,93 @@
         <w:pStyle w:val="FirstParagraph"/>
       </w:pPr>
       <w:r>
-        <w:t xml:space="preserve">Domain-specific AI assistants built on Retrieval-Augmented Generation (RAG) are increasingly deployed in contexts that demand high reliability — education, research management, healthcare information, legal analysis. In these domains, incorrect responses are not merely unhelpful but potentially harmful: a fabricated paper citation, a wrong researcher attribution, or a failure to refuse an out-of-scope query can have real consequences. A key architectural decision for improving RAG reliability is adding a query classification stage that routes queries to specialised response paths — some bypassing the LLM entirely. But the classification mechanism itself introduces reliability trade-offs: deterministic rule-based classification should theoretically offer higher consistency and safety (identical output for identical input, auditable decision logic), while LLM-based classification should offer higher robustness (natural handling of diverse phrasings through pre-trained linguistic knowledge). Despite the growing deployment of RAG agents, no prior study has evaluated the reliability of query classification in RAG systems, nor compared deterministic and non-deterministic approaches through a reliability lens. We present a controlled study that isolates classification as the sole independent variable — both approaches share identical downstream response paths — and evaluates reliability using the four-dimensional framework of Rabanser et al. (2025): consistency, robustness, predictability, and safety. To ensure a fair comparison, we introduce an </w:t>
+        <w:t>Domain-specific AI assistants built on Retrieval-Augmented Generation (RAG) are increasingly deployed in contexts that demand high reliability — education, research management, healthcare information, legal analysis. A key architectural decision for improving RAG reliability is adding a</w:t>
+      </w:r>
+      <w:r>
+        <w:t>n intent</w:t>
+      </w:r>
+      <w:r>
+        <w:t xml:space="preserve"> classification stage that routes queries to speciali</w:t>
+      </w:r>
+      <w:r>
+        <w:t>z</w:t>
+      </w:r>
+      <w:r>
+        <w:t xml:space="preserve">ed response paths — some bypassing the LLM entirely. </w:t>
+      </w:r>
+      <w:r>
+        <w:t>There are different intent classification mechanisms (</w:t>
+      </w:r>
+      <w:r>
+        <w:t>deterministic rule-based</w:t>
+      </w:r>
+      <w:r>
+        <w:t>, LLM based, etc.) Theoretically, rule based classification should</w:t>
+      </w:r>
+      <w:r>
+        <w:t xml:space="preserve"> offer higher consistency and safety (identical output for identical input, auditable decision logic), while LLM-based classification should offer higher robustness (natural handling of diverse phrasings through pre-trained linguistic knowledge). </w:t>
+      </w:r>
+      <w:r>
+        <w:t>However</w:t>
+      </w:r>
+      <w:r>
+        <w:t xml:space="preserve">, no prior study has evaluated the reliability of query classification in RAG systems, nor compared deterministic and non-deterministic approaches through a reliability lens. </w:t>
+      </w:r>
+    </w:p>
+    <w:p>
+      <w:pPr>
+        <w:pStyle w:val="FirstParagraph"/>
+      </w:pPr>
+      <w:r>
+        <w:t>We present a controlled study that isolates classification as the sole independent variable and evaluate reliability using the four-dimensional framework of Rabanser et al. (2025): consistency, robustness, predictability, and safety.</w:t>
+      </w:r>
+      <w:r>
+        <w:t xml:space="preserve"> Three intent classification approaches are compared: 1) a human developed rule-based classifier </w:t>
+      </w:r>
+      <w:r>
+        <w:t xml:space="preserve">(HRBC) </w:t>
+      </w:r>
+      <w:r>
+        <w:t>developed over months of reactive engineering (</w:t>
+      </w:r>
+      <w:r>
+        <w:t>H</w:t>
+      </w:r>
+      <w:r>
+        <w:t>RB</w:t>
+      </w:r>
+      <w:r>
+        <w:t>C</w:t>
+      </w:r>
+      <w:r>
+        <w:t>), 2) a rule-based classifier developed automatically</w:t>
+      </w:r>
+      <w:r>
+        <w:t xml:space="preserve"> (ARBC)</w:t>
+      </w:r>
+      <w:r>
+        <w:t>; and 3) an LLM classifier developed automatically</w:t>
+      </w:r>
+      <w:r>
+        <w:t xml:space="preserve"> (ALLMC)</w:t>
+      </w:r>
+      <w:r>
+        <w:t xml:space="preserve">. </w:t>
+      </w:r>
+      <w:r>
+        <w:t>To ensure a fair comparison</w:t>
+      </w:r>
+      <w:r>
+        <w:t xml:space="preserve"> between the last </w:t>
+      </w:r>
+      <w:r>
+        <w:t>t</w:t>
+      </w:r>
+      <w:r>
+        <w:t>wo</w:t>
+      </w:r>
+      <w:r>
+        <w:t xml:space="preserve">, we introduce an </w:t>
       </w:r>
       <w:r>
         <w:rPr>
@@ -35,7 +121,15 @@
         <w:t>automated agent construction protocol</w:t>
       </w:r>
       <w:r>
-        <w:t xml:space="preserve"> that removes human engineering skill as a confound. Results on 216 unseen queries across three difficulty tiers challenge the theoretical expectations: while rule-based classification achieves perfect classification consistency (C_traj = 100%), accuracy varies dramatically depending on the construction process — a production rule-based classifier developed over months of reactive engineering (44.0%) scores far below an auto-constructed variant using broad word-class patterns (75.5%). Both fall short of LLM-based classification (87.8% ± 0.4%). LLM-based classification achieves higher scores on all four reliability dimensions simultaneously, including higher consistency at the response level (C_out = 90.0%). An N=5 repeated-runs analysis confirms these findings are stable: LLM-based accuracy varies by only ±0.4% between runs, and even the worst run outperforms the best rule-based variant on robustness and safety. We conclude that in high-stakes domains, consistency is a function of accuracy, not just determinism — and that the reliability of RAG agents has been under-studied relative to their growing deployment.</w:t>
+        <w:t xml:space="preserve"> that removes human engineering skill as a confound. </w:t>
+      </w:r>
+    </w:p>
+    <w:p>
+      <w:pPr>
+        <w:pStyle w:val="FirstParagraph"/>
+      </w:pPr>
+      <w:r>
+        <w:t>Results on 216 unseen queries across three difficulty tiers challenge the theoretical expectations: while rule-based classification achieves perfect classification consistency (C_traj = 100%), accuracy varies dramatically depending on the construction process — a production rule-based classifier developed over months of reactive engineering (44.0%) scores far below an auto-constructed variant using broad word-class patterns (75.5%). Both fall short of LLM-based classification (87.8% ± 0.4%). LLM-based classification achieves higher scores on all four reliability dimensions simultaneously, including higher consistency at the response level (C_out = 90.0%). An N=5 repeated-runs analysis confirms these findings are stable: LLM-based accuracy varies by only ±0.4% between runs, and even the worst run outperforms the best rule-based variant on robustness and safety. We conclude that in high-stakes domains, consistency is a function of accuracy.</w:t>
       </w:r>
     </w:p>
     <w:p>
@@ -43,7 +137,8 @@
         <w:rPr>
           <w:noProof/>
         </w:rPr>
-        <w:pict w14:anchorId="5316A605">
+        <w:lastRenderedPageBreak/>
+        <w:pict w14:anchorId="7606BB4D">
           <v:rect id="_x0000_i1033" alt="" style="width:425.2pt;height:.05pt;mso-width-percent:0;mso-height-percent:0;mso-width-percent:0;mso-height-percent:0" o:hralign="center" o:hrstd="t" o:hr="t"/>
         </w:pict>
       </w:r>
@@ -55,7 +150,6 @@
       <w:bookmarkStart w:id="2" w:name="introduction"/>
       <w:bookmarkEnd w:id="1"/>
       <w:r>
-        <w:lastRenderedPageBreak/>
         <w:t>1. Introduction</w:t>
       </w:r>
     </w:p>
@@ -91,7 +185,7 @@
         <w:pStyle w:val="Textoindependiente"/>
       </w:pPr>
       <w:r>
-        <w:t xml:space="preserve">Yet despite their growing deployment, the reliability of RAG agents has received surprisingly little systematic study. Existing evaluations focus primarily on accuracy metrics — correctness, hallucination rate, F1 scores — measured in single-run settings. These metrics capture whether the agent </w:t>
+        <w:t xml:space="preserve">Despite their growing deployment, the reliability of RAG agents has received surprisingly little systematic attention. Existing evaluations focus primarily on accuracy metrics — correctness, hallucination rate, F1 scores — measured in single-run settings. These metrics capture whether the agent </w:t>
       </w:r>
       <w:r>
         <w:rPr>
@@ -119,7 +213,25 @@
         <w:pStyle w:val="Textoindependiente"/>
       </w:pPr>
       <w:r>
-        <w:t>Rabanser et al. (2025) propose a four-dimensional framework for AI agent reliability — consistency, robustness, predictability, and safety — but apply it to general-purpose agents. No prior work has adapted this framework to evaluate the specific reliability challenges of domain-specific RAG agents, where some response paths are deterministic (programmatic data lookups) while others depend on LLM generation.</w:t>
+        <w:t xml:space="preserve">Rabanser et al. (2025) </w:t>
+      </w:r>
+      <w:r>
+        <w:t xml:space="preserve">have recently </w:t>
+      </w:r>
+      <w:r>
+        <w:t xml:space="preserve">propose a four-dimensional framework for AI agent reliability — consistency, robustness, predictability, and safety — </w:t>
+      </w:r>
+      <w:r>
+        <w:t>which was</w:t>
+      </w:r>
+      <w:r>
+        <w:t xml:space="preserve"> appl</w:t>
+      </w:r>
+      <w:r>
+        <w:t>ied</w:t>
+      </w:r>
+      <w:r>
+        <w:t xml:space="preserve"> it to general-purpose agents. No prior work has adapted this framework to evaluate the specific reliability challenges of domain-specific RAG agents, where some response paths are deterministic (programmatic data lookups) while others depend on LLM generation.</w:t>
       </w:r>
     </w:p>
     <w:p>
@@ -145,6 +257,7 @@
         <w:pStyle w:val="Textoindependiente"/>
       </w:pPr>
       <w:r>
+        <w:lastRenderedPageBreak/>
         <w:t xml:space="preserve">A natural improvement is to add a </w:t>
       </w:r>
       <w:r>
@@ -155,7 +268,13 @@
         <w:t>query classification stage</w:t>
       </w:r>
       <w:r>
-        <w:t xml:space="preserve"> that routes queries to specialised response paths:</w:t>
+        <w:t xml:space="preserve"> that routes queries to speciali</w:t>
+      </w:r>
+      <w:r>
+        <w:t>z</w:t>
+      </w:r>
+      <w:r>
+        <w:t>ed response paths:</w:t>
       </w:r>
     </w:p>
     <w:p>
@@ -171,7 +290,6 @@
           <w:b/>
           <w:bCs/>
         </w:rPr>
-        <w:lastRenderedPageBreak/>
         <w:t>Programmatic paths</w:t>
       </w:r>
       <w:r>
@@ -331,6 +449,7 @@
         <w:pStyle w:val="Textoindependiente"/>
       </w:pPr>
       <w:r>
+        <w:lastRenderedPageBreak/>
         <w:t xml:space="preserve">- </w:t>
       </w:r>
       <w:r>
@@ -349,7 +468,6 @@
         <w:pStyle w:val="Textoindependiente"/>
       </w:pPr>
       <w:r>
-        <w:lastRenderedPageBreak/>
         <w:t xml:space="preserve">- </w:t>
       </w:r>
       <w:r>
@@ -570,14 +688,11 @@
           <w:b/>
           <w:bCs/>
         </w:rPr>
+        <w:lastRenderedPageBreak/>
         <w:t>The first reliability evaluation of query classification in RAG agents</w:t>
       </w:r>
       <w:r>
-        <w:t xml:space="preserve">, using the four-dimensional framework of Rabanser et al. (2025) — consistency, robustness, predictability, and safety — adapted to the specific </w:t>
-      </w:r>
-      <w:r>
-        <w:lastRenderedPageBreak/>
-        <w:t>characteristics of domain-specific RAG systems with mixed programmatic and LLM-generated response paths.</w:t>
+        <w:t>, using the four-dimensional framework of Rabanser et al. (2025) — consistency, robustness, predictability, and safety — adapted to the specific characteristics of domain-specific RAG systems with mixed programmatic and LLM-generated response paths.</w:t>
       </w:r>
     </w:p>
     <w:p>
@@ -717,7 +832,7 @@
         <w:rPr>
           <w:noProof/>
         </w:rPr>
-        <w:pict w14:anchorId="4B03B667">
+        <w:pict w14:anchorId="48E5C3A4">
           <v:rect id="_x0000_i1032" alt="" style="width:425.2pt;height:.05pt;mso-width-percent:0;mso-height-percent:0;mso-width-percent:0;mso-height-percent:0" o:hralign="center" o:hrstd="t" o:hr="t"/>
         </w:pict>
       </w:r>
@@ -747,7 +862,10 @@
         <w:pStyle w:val="FirstParagraph"/>
       </w:pPr>
       <w:r>
-        <w:t xml:space="preserve">Retrieval-Augmented Generation (Lewis et al., 2020) combines parametric knowledge (LLM) with non-parametric knowledge (retrieved documents) to ground responses in external data. The architecture has been widely adopted for domain-specific applications, yet </w:t>
+        <w:t>Retrieval-Augmented Generation (Lewis et al., 2020) combines parametric knowledge (LLM) with non-parametric knowledge (retrieved documents) to ground responses in external data.</w:t>
+      </w:r>
+      <w:r>
+        <w:t xml:space="preserve"> The architecture has been widely adopted for domain-specific applications, yet </w:t>
       </w:r>
       <w:r>
         <w:rPr>
@@ -772,7 +890,17 @@
         <w:t>Modular RAG</w:t>
       </w:r>
       <w:r>
-        <w:t xml:space="preserve"> (Gao et al., 2024) decomposes RAG into interchangeable modules (retrieval, reranking, generation, verification). Frameworks such as FlashRAG (Jin et al., 2024) and RAGLAB provide standardised implementations for comparative evaluation. However, these frameworks evaluate module </w:t>
+        <w:t xml:space="preserve"> (Gao et al., 2024) decomposes RAG into interchangeable modules (retrieval, reranking, generation, verification). Frameworks such as FlashRAG (Jin et al., 2024) and RAGLAB provide standardi</w:t>
+      </w:r>
+      <w:r>
+        <w:t>z</w:t>
+      </w:r>
+      <w:r>
+        <w:t xml:space="preserve">ed implementations for comparative </w:t>
+      </w:r>
+      <w:r>
+        <w:lastRenderedPageBreak/>
+        <w:t xml:space="preserve">evaluation. However, these frameworks evaluate module </w:t>
       </w:r>
       <w:r>
         <w:rPr>
@@ -804,7 +932,6 @@
           <w:b/>
           <w:bCs/>
         </w:rPr>
-        <w:lastRenderedPageBreak/>
         <w:t>Adaptive RAG</w:t>
       </w:r>
       <w:r>
@@ -881,7 +1008,19 @@
         <w:t>R³AG</w:t>
       </w:r>
       <w:r>
-        <w:t xml:space="preserve"> (2025) frames routing as retriever selection. </w:t>
+        <w:t xml:space="preserve"> (</w:t>
+      </w:r>
+      <w:r>
+        <w:t xml:space="preserve">Zhao et al., </w:t>
+      </w:r>
+      <w:r>
+        <w:t>202</w:t>
+      </w:r>
+      <w:r>
+        <w:t>6</w:t>
+      </w:r>
+      <w:r>
+        <w:t xml:space="preserve">) frames routing as retriever selection. </w:t>
       </w:r>
       <w:r>
         <w:rPr>
@@ -891,7 +1030,16 @@
         <w:t>RouteRAG</w:t>
       </w:r>
       <w:r>
-        <w:t xml:space="preserve"> proposes adaptive routing between retrieval strategies. </w:t>
+        <w:t xml:space="preserve"> </w:t>
+      </w:r>
+      <w:r>
+        <w:t>(Guo et al., 2025)</w:t>
+      </w:r>
+      <w:r>
+        <w:t xml:space="preserve"> </w:t>
+      </w:r>
+      <w:r>
+        <w:t xml:space="preserve">proposes adaptive routing between retrieval strategies. </w:t>
       </w:r>
       <w:r>
         <w:rPr>
@@ -917,7 +1065,13 @@
         <w:pStyle w:val="Textoindependiente"/>
       </w:pPr>
       <w:r>
-        <w:t>A survey by Ding et al. (2025) categorises routing strategies as rule-based, classifier-based, and LLM-based, noting that “probabilistic strategies seem to outperform deterministic strategies” in terms of accuracy. However, this finding does not account for consistency or safety — dimensions that may be critical for high-stakes deployments.</w:t>
+        <w:t xml:space="preserve">A survey by Ding et al. (2025) </w:t>
+      </w:r>
+      <w:r>
+        <w:t>categorizes</w:t>
+      </w:r>
+      <w:r>
+        <w:t xml:space="preserve"> routing strategies as rule-based, classifier-based, and LLM-based, noting that “probabilistic strategies seem to outperform deterministic strategies” in terms of accuracy. However, this finding does not account for consistency or safety — dimensions that may be critical for high-stakes deployments.</w:t>
       </w:r>
     </w:p>
     <w:p>
@@ -1008,6 +1162,7 @@
           <w:b/>
           <w:bCs/>
         </w:rPr>
+        <w:lastRenderedPageBreak/>
         <w:t>Safety</w:t>
       </w:r>
       <w:r>
@@ -1019,7 +1174,6 @@
         <w:pStyle w:val="FirstParagraph"/>
       </w:pPr>
       <w:r>
-        <w:lastRenderedPageBreak/>
         <w:t xml:space="preserve">This framework was developed for general-purpose agents in complex environments. </w:t>
       </w:r>
       <w:r>
@@ -1074,7 +1228,7 @@
         <w:rPr>
           <w:noProof/>
         </w:rPr>
-        <w:pict w14:anchorId="397CFCFD">
+        <w:pict w14:anchorId="23A93630">
           <v:rect id="_x0000_i1031" alt="" style="width:425.2pt;height:.05pt;mso-width-percent:0;mso-height-percent:0;mso-width-percent:0;mso-height-percent:0" o:hralign="center" o:hrstd="t" o:hr="t"/>
         </w:pict>
       </w:r>
@@ -1187,6 +1341,7 @@
         <w:pStyle w:val="Textoindependiente"/>
       </w:pPr>
       <w:r>
+        <w:lastRenderedPageBreak/>
         <w:t>This represents the architecture of tools like NotebookLM: upload documents, ask questions, receive LLM-generated answers grounded in retrieved chunks.</w:t>
       </w:r>
     </w:p>
@@ -1197,7 +1352,6 @@
       <w:bookmarkStart w:id="18" w:name="production-rule-based-hand-crafted"/>
       <w:bookmarkEnd w:id="17"/>
       <w:r>
-        <w:lastRenderedPageBreak/>
         <w:t>Production Rule-based (Hand-crafted)</w:t>
       </w:r>
     </w:p>
@@ -1590,6 +1744,7 @@
               <w:pStyle w:val="Compact"/>
             </w:pPr>
             <w:r>
+              <w:lastRenderedPageBreak/>
               <w:t>Response paths</w:t>
             </w:r>
           </w:p>
@@ -1657,7 +1812,6 @@
               <w:pStyle w:val="Compact"/>
             </w:pPr>
             <w:r>
-              <w:lastRenderedPageBreak/>
               <w:t>Post-processing</w:t>
             </w:r>
           </w:p>
@@ -1991,7 +2145,13 @@
         <w:pStyle w:val="FirstParagraph"/>
       </w:pPr>
       <w:r>
-        <w:t xml:space="preserve">The developer never sees “Proofread this abstract” or “Format these references” because those uses haven’t appeared yet. So the developer never generalises to “any task verb + any document object”. Each fix addresses a </w:t>
+        <w:t>The developer never sees “Proofread this abstract” or “Format these references” because those uses haven’t appeared yet. So the developer never generali</w:t>
+      </w:r>
+      <w:r>
+        <w:t>z</w:t>
+      </w:r>
+      <w:r>
+        <w:t xml:space="preserve">es to “any task verb + any document object”. Each fix addresses a </w:t>
       </w:r>
       <w:r>
         <w:rPr>
@@ -2009,6 +2169,7 @@
         <w:pStyle w:val="Textoindependiente"/>
       </w:pPr>
       <w:r>
+        <w:lastRenderedPageBreak/>
         <w:t xml:space="preserve">The auto-constructed rule-based variant avoids this trap because the constructor sees failures </w:t>
       </w:r>
       <w:r>
@@ -2019,7 +2180,13 @@
         <w:t>in batches</w:t>
       </w:r>
       <w:r>
-        <w:t xml:space="preserve"> — 14 misclassifications at once — making it obvious that “summarise this PDF”, “proofread this abstract”, and “format these references” are all the same intent class. Batch feedback prompts broader solutions; sequential feedback prompts narrow fixes.</w:t>
+        <w:t xml:space="preserve"> — 14 misclassifications at once — making it obvious that “summari</w:t>
+      </w:r>
+      <w:r>
+        <w:t>z</w:t>
+      </w:r>
+      <w:r>
+        <w:t>e this PDF”, “proofread this abstract”, and “format these references” are all the same intent class. Batch feedback prompts broader solutions; sequential feedback prompts narrow fixes.</w:t>
       </w:r>
     </w:p>
     <w:p>
@@ -2027,7 +2194,6 @@
         <w:pStyle w:val="Textoindependiente"/>
       </w:pPr>
       <w:r>
-        <w:lastRenderedPageBreak/>
         <w:t>This difference is structural, not a matter of skill: the same developer, given the same batch of failures, would likely produce broader patterns. The production feedback loop itself is the constraint.</w:t>
       </w:r>
     </w:p>
@@ -2072,7 +2238,7 @@
         <w:rPr>
           <w:noProof/>
         </w:rPr>
-        <w:pict w14:anchorId="49B4E7EB">
+        <w:pict w14:anchorId="248A8EF4">
           <v:rect id="_x0000_i1030" alt="" style="width:425.2pt;height:.05pt;mso-width-percent:0;mso-height-percent:0;mso-width-percent:0;mso-height-percent:0" o:hralign="center" o:hrstd="t" o:hr="t"/>
         </w:pict>
       </w:r>
@@ -2163,6 +2329,7 @@
           <w:b/>
           <w:bCs/>
         </w:rPr>
+        <w:lastRenderedPageBreak/>
         <w:t>Same starting conditions</w:t>
       </w:r>
       <w:r>
@@ -2205,7 +2372,13 @@
         <w:t>Automated construction</w:t>
       </w:r>
       <w:r>
-        <w:t>: A separate LLM (Claude, distinct from the Mistral model used for LLM-based classification) builds both classifiers through iterative optimisation. This removes human engineering skill as a variable.</w:t>
+        <w:t xml:space="preserve">: A separate LLM (Claude, distinct from the Mistral model used for LLM-based classification) builds both classifiers through iterative </w:t>
+      </w:r>
+      <w:r>
+        <w:t>optimization</w:t>
+      </w:r>
+      <w:r>
+        <w:t>. This removes human engineering skill as a variable.</w:t>
       </w:r>
     </w:p>
     <w:p>
@@ -2221,7 +2394,6 @@
           <w:b/>
           <w:bCs/>
         </w:rPr>
-        <w:lastRenderedPageBreak/>
         <w:t>Equivalent accuracy</w:t>
       </w:r>
       <w:r>
@@ -2262,7 +2434,7 @@
         <w:t>Category definitions</w:t>
       </w:r>
       <w:r>
-        <w:t>: The 12 classification categories, each with a natural-language description of the user intent it captures and the data source it maps to (e.g., “researcher: questions about a specific person’s publications or interests → researchers.json”).</w:t>
+        <w:t>: The 12 classification categories, each with a natural-language description of the user intent it captures and the data source it maps to (e.g., “researcher: questions about a specific person’s publications or interests).</w:t>
       </w:r>
     </w:p>
     <w:p>
@@ -2383,18 +2555,18 @@
         <w:pStyle w:val="SourceCode"/>
       </w:pPr>
       <w:r>
-        <w:rPr>
-          <w:rStyle w:val="VerbatimChar"/>
-        </w:rPr>
         <w:t>INPUT:  Category definitions, examples, boundary rules</w:t>
       </w:r>
       <w:r>
+        <w:t xml:space="preserve">, </w:t>
+      </w:r>
+      <w:r>
+        <w:t>Development set</w:t>
+      </w:r>
+      <w:r>
         <w:br/>
       </w:r>
       <w:r>
-        <w:rPr>
-          <w:rStyle w:val="VerbatimChar"/>
-        </w:rPr>
         <w:t>OUTPUT: A classifier (Rule-based: patterns + synonyms; LLM-based: classification prompt)</w:t>
       </w:r>
       <w:r>
@@ -2404,27 +2576,18 @@
         <w:br/>
       </w:r>
       <w:r>
-        <w:rPr>
-          <w:rStyle w:val="VerbatimChar"/>
-        </w:rPr>
         <w:t>1. INITIALISE: Translate expert input into an initial classifier</w:t>
       </w:r>
       <w:r>
         <w:br/>
       </w:r>
       <w:r>
-        <w:rPr>
-          <w:rStyle w:val="VerbatimChar"/>
-        </w:rPr>
         <w:t xml:space="preserve">     Rule-based: Generate regex patterns and keyword lists from examples</w:t>
       </w:r>
       <w:r>
         <w:br/>
       </w:r>
       <w:r>
-        <w:rPr>
-          <w:rStyle w:val="VerbatimChar"/>
-        </w:rPr>
         <w:t xml:space="preserve">     LLM-based: Generate a classification prompt from category descriptions</w:t>
       </w:r>
       <w:r>
@@ -2434,91 +2597,73 @@
         <w:br/>
       </w:r>
       <w:r>
-        <w:rPr>
-          <w:rStyle w:val="VerbatimChar"/>
-        </w:rPr>
         <w:t>2. ITERATE until convergence:</w:t>
       </w:r>
       <w:r>
         <w:br/>
       </w:r>
       <w:r>
-        <w:rPr>
-          <w:rStyle w:val="VerbatimChar"/>
-        </w:rPr>
-        <w:t xml:space="preserve">   a. Run the development benchmark (classify all dev queries)</w:t>
+        <w:t xml:space="preserve">   a. Run the development benchmark (classify all </w:t>
+      </w:r>
+      <w:r>
+        <w:t>training</w:t>
+      </w:r>
+      <w:r>
+        <w:t xml:space="preserve"> queries)</w:t>
       </w:r>
       <w:r>
         <w:br/>
       </w:r>
       <w:r>
-        <w:rPr>
-          <w:rStyle w:val="VerbatimChar"/>
-        </w:rPr>
+        <w:lastRenderedPageBreak/>
         <w:t xml:space="preserve">   b. Compare against ground truth → list of misclassifications</w:t>
       </w:r>
       <w:r>
         <w:br/>
       </w:r>
       <w:r>
-        <w:rPr>
-          <w:rStyle w:val="VerbatimChar"/>
-        </w:rPr>
         <w:t xml:space="preserve">   c. IF accuracy ≥ X%: STOP (target reached)</w:t>
       </w:r>
       <w:r>
         <w:br/>
       </w:r>
       <w:r>
-        <w:rPr>
-          <w:rStyle w:val="VerbatimChar"/>
-        </w:rPr>
         <w:t xml:space="preserve">   d. Feed misclassifications to the constructor:</w:t>
       </w:r>
       <w:r>
         <w:br/>
       </w:r>
       <w:r>
-        <w:rPr>
-          <w:rStyle w:val="VerbatimChar"/>
-        </w:rPr>
         <w:t xml:space="preserve">        "Query Q was classified as A, expected B. Fix the classifier."</w:t>
       </w:r>
       <w:r>
         <w:br/>
       </w:r>
       <w:r>
-        <w:rPr>
-          <w:rStyle w:val="VerbatimChar"/>
-        </w:rPr>
         <w:t xml:space="preserve">   e. Constructor proposes fixes:</w:t>
       </w:r>
       <w:r>
         <w:br/>
       </w:r>
       <w:r>
-        <w:rPr>
-          <w:rStyle w:val="VerbatimChar"/>
-        </w:rPr>
-        <w:t xml:space="preserve">        Rule-based: new patterns, synonym mappings, priority reorderings</w:t>
+        <w:t xml:space="preserve">        Rule-based: new patterns, synonym mappings, priority re</w:t>
+      </w:r>
+      <w:r>
+        <w:t>-</w:t>
+      </w:r>
+      <w:r>
+        <w:t>orderings</w:t>
       </w:r>
       <w:r>
         <w:br/>
       </w:r>
       <w:r>
-        <w:rPr>
-          <w:rStyle w:val="VerbatimChar"/>
-        </w:rPr>
         <w:t xml:space="preserve">        LLM-based: prompt refinements, better descriptions, added examples</w:t>
       </w:r>
       <w:r>
         <w:br/>
       </w:r>
       <w:r>
-        <w:rPr>
-          <w:rStyle w:val="VerbatimChar"/>
-        </w:rPr>
-        <w:lastRenderedPageBreak/>
         <w:t xml:space="preserve">   f. Apply fixes → go to (a)</w:t>
       </w:r>
       <w:r>
@@ -2528,18 +2673,12 @@
         <w:br/>
       </w:r>
       <w:r>
-        <w:rPr>
-          <w:rStyle w:val="VerbatimChar"/>
-        </w:rPr>
         <w:t>3. CONVERGENCE: Target accuracy X reached, or two consecutive</w:t>
       </w:r>
       <w:r>
         <w:br/>
       </w:r>
       <w:r>
-        <w:rPr>
-          <w:rStyle w:val="VerbatimChar"/>
-        </w:rPr>
         <w:t xml:space="preserve">   iterations with no improvement (architectural ceiling)</w:t>
       </w:r>
     </w:p>
@@ -2738,6 +2877,7 @@
       <w:bookmarkStart w:id="32" w:name="reproducibility-and-domain-independence"/>
       <w:bookmarkEnd w:id="31"/>
       <w:r>
+        <w:lastRenderedPageBreak/>
         <w:t>4.1.6 Reproducibility and Domain Independence</w:t>
       </w:r>
     </w:p>
@@ -2794,11 +2934,7 @@
         <w:t>Domain independence</w:t>
       </w:r>
       <w:r>
-        <w:t xml:space="preserve">: The method requires only (1) a knowledge base with heterogeneous data sources, (2) a domain expert who can define query </w:t>
-      </w:r>
-      <w:r>
-        <w:lastRenderedPageBreak/>
-        <w:t>categories, and (3) a set of example queries. It could be applied to medical, legal, educational, or any other domain-specific RAG system.</w:t>
+        <w:t>: The method requires only (1) a knowledge base with heterogeneous data sources, (2) a domain expert who can define query categories, and (3) a set of example queries. It could be applied to medical, legal, educational, or any other domain-specific RAG system.</w:t>
       </w:r>
     </w:p>
     <w:p>
@@ -2863,7 +2999,13 @@
         <w:t>reliable</w:t>
       </w:r>
       <w:r>
-        <w:t xml:space="preserve"> routing than encoding knowledge explicitly in rules, when accuracy is held constant. The automated construction protocol ensures that both approaches are optimised to equivalent accuracy by the same process, so that the reliability comparison is fair.</w:t>
+        <w:t xml:space="preserve"> routing than encoding knowledge explicitly in rules, when accuracy is held constant. The automated construction protocol ensures that both approaches are </w:t>
+      </w:r>
+      <w:r>
+        <w:t>optimized</w:t>
+      </w:r>
+      <w:r>
+        <w:t xml:space="preserve"> to equivalent accuracy by the same process, so that the reliability comparison is fair.</w:t>
       </w:r>
     </w:p>
     <w:p>
@@ -2930,6 +3072,7 @@
         </w:numPr>
       </w:pPr>
       <w:r>
+        <w:lastRenderedPageBreak/>
         <w:t>Rule-based (deterministic): Expected C_traj = 1.0 by construction.</w:t>
       </w:r>
     </w:p>
@@ -2981,7 +3124,6 @@
         </w:numPr>
       </w:pPr>
       <w:r>
-        <w:lastRenderedPageBreak/>
         <w:t>Rule-based/LLM-based programmatic paths: If classification is consistent, response is byte-identical.</w:t>
       </w:r>
     </w:p>
@@ -3185,6 +3327,7 @@
       <w:bookmarkStart w:id="38" w:name="Xb54376dad95d54eabead8d91f468920b44eab8d"/>
       <w:bookmarkEnd w:id="37"/>
       <w:r>
+        <w:lastRenderedPageBreak/>
         <w:t>4.2.4 Classification Agreement (Rule-based vs LLM-based)</w:t>
       </w:r>
     </w:p>
@@ -3241,7 +3384,6 @@
       <w:bookmarkStart w:id="39" w:name="X09eed0a8376a26ce4f58124fb2fb442cb64f8af"/>
       <w:bookmarkEnd w:id="38"/>
       <w:r>
-        <w:lastRenderedPageBreak/>
         <w:t>4.2.5 Ground Truth and the Limits of Classification Accuracy</w:t>
       </w:r>
     </w:p>
@@ -3370,7 +3512,19 @@
         <w:pStyle w:val="Textoindependiente"/>
       </w:pPr>
       <w:r>
-        <w:t>Target size: 70–100 queries (5–8 per category, including paraphrases).</w:t>
+        <w:t>S</w:t>
+      </w:r>
+      <w:r>
+        <w:t xml:space="preserve">ize: </w:t>
+      </w:r>
+      <w:r>
+        <w:t>69</w:t>
+      </w:r>
+      <w:r>
+        <w:t xml:space="preserve"> queries</w:t>
+      </w:r>
+      <w:r>
+        <w:t xml:space="preserve"> (5–8 per category, including paraphrases).</w:t>
       </w:r>
     </w:p>
     <w:p>
@@ -3380,6 +3534,7 @@
       <w:bookmarkStart w:id="42" w:name="evaluation-set"/>
       <w:bookmarkEnd w:id="41"/>
       <w:r>
+        <w:lastRenderedPageBreak/>
         <w:t>4.3.2 Evaluation Set</w:t>
       </w:r>
     </w:p>
@@ -3432,7 +3587,6 @@
         <w:pStyle w:val="FirstParagraph"/>
       </w:pPr>
       <w:r>
-        <w:lastRenderedPageBreak/>
         <w:t>Ground truth labels are validated by the domain expert. Neither classifier is modified after seeing these queries.</w:t>
       </w:r>
     </w:p>
@@ -3524,30 +3678,11 @@
       </w:r>
     </w:p>
     <w:p>
-      <w:pPr>
-        <w:pStyle w:val="Compact"/>
-        <w:numPr>
-          <w:ilvl w:val="0"/>
-          <w:numId w:val="20"/>
-        </w:numPr>
-      </w:pPr>
-      <w:r>
-        <w:rPr>
-          <w:b/>
-          <w:bCs/>
-        </w:rPr>
-        <w:t>Effect size</w:t>
-      </w:r>
-      <w:r>
-        <w:t>: Cohen’s d or equivalent for the Baseline → Rule-based/LLM-based reliability improvement.</w:t>
-      </w:r>
-    </w:p>
-    <w:p>
       <w:r>
         <w:rPr>
           <w:noProof/>
         </w:rPr>
-        <w:pict w14:anchorId="7B53B86A">
+        <w:pict w14:anchorId="2A94605A">
           <v:rect id="_x0000_i1029" alt="" style="width:425.2pt;height:.05pt;mso-width-percent:0;mso-height-percent:0;mso-width-percent:0;mso-height-percent:0" o:hralign="center" o:hrstd="t" o:hr="t"/>
         </w:pict>
       </w:r>
@@ -3588,7 +3723,13 @@
         <w:t>Platform</w:t>
       </w:r>
       <w:r>
-        <w:t>: TOMMI multi-agent system (Python, Mistral API)</w:t>
+        <w:t>: TOMMI multi-agent system (</w:t>
+      </w:r>
+      <w:r>
+        <w:t>Moreno-Torres et al., 2026</w:t>
+      </w:r>
+      <w:r>
+        <w:t>)</w:t>
       </w:r>
     </w:p>
     <w:p>
@@ -3669,11 +3810,25 @@
     </w:p>
     <w:p>
       <w:pPr>
-        <w:pStyle w:val="Ttulo3"/>
+        <w:rPr>
+          <w:rFonts w:eastAsiaTheme="majorEastAsia" w:cstheme="majorBidi"/>
+          <w:color w:val="0F4761" w:themeColor="accent1" w:themeShade="BF"/>
+          <w:sz w:val="28"/>
+          <w:szCs w:val="28"/>
+        </w:rPr>
       </w:pPr>
       <w:bookmarkStart w:id="46" w:name="agent-variants-1"/>
       <w:bookmarkEnd w:id="45"/>
       <w:r>
+        <w:br w:type="page"/>
+      </w:r>
+    </w:p>
+    <w:p>
+      <w:pPr>
+        <w:pStyle w:val="Ttulo3"/>
+      </w:pPr>
+      <w:r>
+        <w:lastRenderedPageBreak/>
         <w:t>5.2 Agent Variants</w:t>
       </w:r>
     </w:p>
@@ -4026,21 +4181,19 @@
       <w:bookmarkStart w:id="47" w:name="construction-trajectory"/>
       <w:bookmarkEnd w:id="46"/>
       <w:r>
-        <w:lastRenderedPageBreak/>
         <w:t>5.3 Construction Trajectory</w:t>
       </w:r>
     </w:p>
     <w:tbl>
       <w:tblPr>
         <w:tblStyle w:val="Table"/>
-        <w:tblW w:w="5000" w:type="pct"/>
+        <w:tblW w:w="3750" w:type="pct"/>
         <w:tblLayout w:type="fixed"/>
         <w:tblLook w:val="0020" w:firstRow="1" w:lastRow="0" w:firstColumn="0" w:lastColumn="0" w:noHBand="0" w:noVBand="0"/>
       </w:tblPr>
       <w:tblGrid>
+        <w:gridCol w:w="2264"/>
         <w:gridCol w:w="2263"/>
-        <w:gridCol w:w="2263"/>
-        <w:gridCol w:w="2264"/>
         <w:gridCol w:w="2264"/>
       </w:tblGrid>
       <w:tr>
@@ -4050,43 +4203,30 @@
         </w:trPr>
         <w:tc>
           <w:tcPr>
-            <w:tcW w:w="1980" w:type="dxa"/>
-          </w:tcPr>
-          <w:p>
-            <w:pPr>
-              <w:pStyle w:val="Compact"/>
-            </w:pPr>
-          </w:p>
-        </w:tc>
-        <w:tc>
-          <w:tcPr>
-            <w:tcW w:w="1980" w:type="dxa"/>
-          </w:tcPr>
-          <w:p>
-            <w:pPr>
-              <w:pStyle w:val="Compact"/>
-            </w:pPr>
-            <w:r>
-              <w:t>Narrow rules</w:t>
-            </w:r>
-          </w:p>
-        </w:tc>
-        <w:tc>
-          <w:tcPr>
-            <w:tcW w:w="1980" w:type="dxa"/>
-          </w:tcPr>
-          <w:p>
-            <w:pPr>
-              <w:pStyle w:val="Compact"/>
-            </w:pPr>
-            <w:r>
-              <w:t>Generalised rules</w:t>
-            </w:r>
-          </w:p>
-        </w:tc>
-        <w:tc>
-          <w:tcPr>
-            <w:tcW w:w="1980" w:type="dxa"/>
+            <w:tcW w:w="2263" w:type="dxa"/>
+          </w:tcPr>
+          <w:p>
+            <w:pPr>
+              <w:pStyle w:val="Compact"/>
+            </w:pPr>
+          </w:p>
+        </w:tc>
+        <w:tc>
+          <w:tcPr>
+            <w:tcW w:w="2263" w:type="dxa"/>
+          </w:tcPr>
+          <w:p>
+            <w:pPr>
+              <w:pStyle w:val="Compact"/>
+            </w:pPr>
+            <w:r>
+              <w:t>Rules-based</w:t>
+            </w:r>
+          </w:p>
+        </w:tc>
+        <w:tc>
+          <w:tcPr>
+            <w:tcW w:w="2264" w:type="dxa"/>
           </w:tcPr>
           <w:p>
             <w:pPr>
@@ -4101,7 +4241,7 @@
       <w:tr>
         <w:tc>
           <w:tcPr>
-            <w:tcW w:w="1980" w:type="dxa"/>
+            <w:tcW w:w="2263" w:type="dxa"/>
           </w:tcPr>
           <w:p>
             <w:pPr>
@@ -4114,7 +4254,7 @@
         </w:tc>
         <w:tc>
           <w:tcPr>
-            <w:tcW w:w="1980" w:type="dxa"/>
+            <w:tcW w:w="2263" w:type="dxa"/>
           </w:tcPr>
           <w:p>
             <w:pPr>
@@ -4127,20 +4267,7 @@
         </w:tc>
         <w:tc>
           <w:tcPr>
-            <w:tcW w:w="1980" w:type="dxa"/>
-          </w:tcPr>
-          <w:p>
-            <w:pPr>
-              <w:pStyle w:val="Compact"/>
-            </w:pPr>
-            <w:r>
-              <w:t>— (extends narrow)</w:t>
-            </w:r>
-          </w:p>
-        </w:tc>
-        <w:tc>
-          <w:tcPr>
-            <w:tcW w:w="1980" w:type="dxa"/>
+            <w:tcW w:w="2264" w:type="dxa"/>
           </w:tcPr>
           <w:p>
             <w:pPr>
@@ -4155,7 +4282,7 @@
       <w:tr>
         <w:tc>
           <w:tcPr>
-            <w:tcW w:w="1980" w:type="dxa"/>
+            <w:tcW w:w="2263" w:type="dxa"/>
           </w:tcPr>
           <w:p>
             <w:pPr>
@@ -4168,7 +4295,7 @@
         </w:tc>
         <w:tc>
           <w:tcPr>
-            <w:tcW w:w="1980" w:type="dxa"/>
+            <w:tcW w:w="2263" w:type="dxa"/>
           </w:tcPr>
           <w:p>
             <w:pPr>
@@ -4181,20 +4308,7 @@
         </w:tc>
         <w:tc>
           <w:tcPr>
-            <w:tcW w:w="1980" w:type="dxa"/>
-          </w:tcPr>
-          <w:p>
-            <w:pPr>
-              <w:pStyle w:val="Compact"/>
-            </w:pPr>
-            <w:r>
-              <w:t>3 + generalisation</w:t>
-            </w:r>
-          </w:p>
-        </w:tc>
-        <w:tc>
-          <w:tcPr>
-            <w:tcW w:w="1980" w:type="dxa"/>
+            <w:tcW w:w="2264" w:type="dxa"/>
           </w:tcPr>
           <w:p>
             <w:pPr>
@@ -4209,7 +4323,7 @@
       <w:tr>
         <w:tc>
           <w:tcPr>
-            <w:tcW w:w="1980" w:type="dxa"/>
+            <w:tcW w:w="2263" w:type="dxa"/>
           </w:tcPr>
           <w:p>
             <w:pPr>
@@ -4222,7 +4336,7 @@
         </w:tc>
         <w:tc>
           <w:tcPr>
-            <w:tcW w:w="1980" w:type="dxa"/>
+            <w:tcW w:w="2263" w:type="dxa"/>
           </w:tcPr>
           <w:p>
             <w:pPr>
@@ -4235,20 +4349,7 @@
         </w:tc>
         <w:tc>
           <w:tcPr>
-            <w:tcW w:w="1980" w:type="dxa"/>
-          </w:tcPr>
-          <w:p>
-            <w:pPr>
-              <w:pStyle w:val="Compact"/>
-            </w:pPr>
-            <w:r>
-              <w:t>95.8% (138/144)</w:t>
-            </w:r>
-          </w:p>
-        </w:tc>
-        <w:tc>
-          <w:tcPr>
-            <w:tcW w:w="1980" w:type="dxa"/>
+            <w:tcW w:w="2264" w:type="dxa"/>
           </w:tcPr>
           <w:p>
             <w:pPr>
@@ -4263,7 +4364,7 @@
       <w:tr>
         <w:tc>
           <w:tcPr>
-            <w:tcW w:w="1980" w:type="dxa"/>
+            <w:tcW w:w="2263" w:type="dxa"/>
           </w:tcPr>
           <w:p>
             <w:pPr>
@@ -4276,7 +4377,7 @@
         </w:tc>
         <w:tc>
           <w:tcPr>
-            <w:tcW w:w="1980" w:type="dxa"/>
+            <w:tcW w:w="2263" w:type="dxa"/>
           </w:tcPr>
           <w:p>
             <w:pPr>
@@ -4289,20 +4390,7 @@
         </w:tc>
         <w:tc>
           <w:tcPr>
-            <w:tcW w:w="1980" w:type="dxa"/>
-          </w:tcPr>
-          <w:p>
-            <w:pPr>
-              <w:pStyle w:val="Compact"/>
-            </w:pPr>
-            <w:r>
-              <w:t>Synonym families, intent templates</w:t>
-            </w:r>
-          </w:p>
-        </w:tc>
-        <w:tc>
-          <w:tcPr>
-            <w:tcW w:w="1980" w:type="dxa"/>
+            <w:tcW w:w="2264" w:type="dxa"/>
           </w:tcPr>
           <w:p>
             <w:pPr>
@@ -4320,7 +4408,13 @@
         <w:pStyle w:val="Textoindependiente"/>
       </w:pPr>
       <w:r>
-        <w:t>Additionally, a hand-crafted variant (responsible_ai3) developed over several months of production use is included as a reference point. This variant uses ~50 manually designed synonym mappings and a 13-step classification chain.</w:t>
+        <w:t xml:space="preserve">Additionally, a hand-crafted </w:t>
+      </w:r>
+      <w:r>
+        <w:t xml:space="preserve">rule-based </w:t>
+      </w:r>
+      <w:r>
+        <w:t>variant developed over several months of production use is included as a reference point. This variant uses ~50 manually designed synonym mappings and a 13-step classification chain.</w:t>
       </w:r>
     </w:p>
     <w:p>
@@ -4418,7 +4512,10 @@
         </w:numPr>
       </w:pPr>
       <w:r>
-        <w:t>all three variants respond to all evaluation queries.</w:t>
+        <w:t>A</w:t>
+      </w:r>
+      <w:r>
+        <w:t>ll three variants respond to all evaluation queries.</w:t>
       </w:r>
     </w:p>
     <w:p>
@@ -4478,6 +4575,7 @@
         </w:numPr>
       </w:pPr>
       <w:r>
+        <w:lastRenderedPageBreak/>
         <w:t>Expert evaluation: correctness and safety for Baseline vs Rule-based/LLM-based comparison.</w:t>
       </w:r>
     </w:p>
@@ -4497,7 +4595,7 @@
         <w:t>Statistical analysis</w:t>
       </w:r>
       <w:r>
-        <w:t>: McNemar’s test, per-category breakdown, effect sizes.</w:t>
+        <w:t>: McNemar’s test, per-category breakdown.</w:t>
       </w:r>
     </w:p>
     <w:p>
@@ -4505,7 +4603,7 @@
         <w:rPr>
           <w:noProof/>
         </w:rPr>
-        <w:pict w14:anchorId="53F43169">
+        <w:pict w14:anchorId="08E2BAEB">
           <v:rect id="_x0000_i1028" alt="" style="width:425.2pt;height:.05pt;mso-width-percent:0;mso-height-percent:0;mso-width-percent:0;mso-height-percent:0" o:hralign="center" o:hrstd="t" o:hr="t"/>
         </w:pict>
       </w:r>
@@ -4535,11 +4633,7 @@
         <w:pStyle w:val="FirstParagraph"/>
       </w:pPr>
       <w:r>
-        <w:t xml:space="preserve">Both classifiers were built from the same expert input (12 category definitions, 3–5 examples each, 7 boundary rules) and iteratively optimised by an automated constructor (Claude) until reaching 100% accuracy on the development set (69 queries). The narrow rule-based classifier was then extended with generalisation </w:t>
-      </w:r>
-      <w:r>
-        <w:lastRenderedPageBreak/>
-        <w:t>mechanisms (synonym expansion, intent templates, entity-type detection) to create a third variant.</w:t>
+        <w:t>Both classifiers were built from the same expert input (12 category definitions, 3–5 examples each, 7 boundary rules) and iteratively optimised by an automated constructor (Claude) until reaching 100% accuracy on the development set (69 queries). The narrow rule-based classifier was then extended with generalisation mechanisms (synonym expansion, intent templates, entity-type detection) to create a third variant.</w:t>
       </w:r>
     </w:p>
     <w:p>
@@ -4551,7 +4645,14 @@
           <w:b/>
           <w:bCs/>
         </w:rPr>
-        <w:t>Narrow rule-based construction</w:t>
+        <w:t>R</w:t>
+      </w:r>
+      <w:r>
+        <w:rPr>
+          <w:b/>
+          <w:bCs/>
+        </w:rPr>
+        <w:t>ule-based construction</w:t>
       </w:r>
       <w:r>
         <w:t xml:space="preserve"> (3 fix iterations):</w:t>
@@ -4560,14 +4661,15 @@
     <w:tbl>
       <w:tblPr>
         <w:tblStyle w:val="Table"/>
-        <w:tblW w:w="5000" w:type="pct"/>
+        <w:tblW w:w="4470" w:type="pct"/>
+        <w:tblInd w:w="959" w:type="dxa"/>
         <w:tblLayout w:type="fixed"/>
         <w:tblLook w:val="0020" w:firstRow="1" w:lastRow="0" w:firstColumn="0" w:lastColumn="0" w:noHBand="0" w:noVBand="0"/>
       </w:tblPr>
       <w:tblGrid>
-        <w:gridCol w:w="3018"/>
-        <w:gridCol w:w="3018"/>
-        <w:gridCol w:w="3018"/>
+        <w:gridCol w:w="1417"/>
+        <w:gridCol w:w="1843"/>
+        <w:gridCol w:w="4834"/>
       </w:tblGrid>
       <w:tr>
         <w:trPr>
@@ -4576,7 +4678,7 @@
         </w:trPr>
         <w:tc>
           <w:tcPr>
-            <w:tcW w:w="2640" w:type="dxa"/>
+            <w:tcW w:w="1417" w:type="dxa"/>
           </w:tcPr>
           <w:p>
             <w:pPr>
@@ -4589,7 +4691,7 @@
         </w:tc>
         <w:tc>
           <w:tcPr>
-            <w:tcW w:w="2640" w:type="dxa"/>
+            <w:tcW w:w="1843" w:type="dxa"/>
           </w:tcPr>
           <w:p>
             <w:pPr>
@@ -4602,7 +4704,7 @@
         </w:tc>
         <w:tc>
           <w:tcPr>
-            <w:tcW w:w="2640" w:type="dxa"/>
+            <w:tcW w:w="4834" w:type="dxa"/>
           </w:tcPr>
           <w:p>
             <w:pPr>
@@ -4617,7 +4719,7 @@
       <w:tr>
         <w:tc>
           <w:tcPr>
-            <w:tcW w:w="2640" w:type="dxa"/>
+            <w:tcW w:w="1417" w:type="dxa"/>
           </w:tcPr>
           <w:p>
             <w:pPr>
@@ -4630,7 +4732,7 @@
         </w:tc>
         <w:tc>
           <w:tcPr>
-            <w:tcW w:w="2640" w:type="dxa"/>
+            <w:tcW w:w="1843" w:type="dxa"/>
           </w:tcPr>
           <w:p>
             <w:pPr>
@@ -4643,7 +4745,7 @@
         </w:tc>
         <w:tc>
           <w:tcPr>
-            <w:tcW w:w="2640" w:type="dxa"/>
+            <w:tcW w:w="4834" w:type="dxa"/>
           </w:tcPr>
           <w:p>
             <w:pPr>
@@ -4658,7 +4760,7 @@
       <w:tr>
         <w:tc>
           <w:tcPr>
-            <w:tcW w:w="2640" w:type="dxa"/>
+            <w:tcW w:w="1417" w:type="dxa"/>
           </w:tcPr>
           <w:p>
             <w:pPr>
@@ -4671,7 +4773,7 @@
         </w:tc>
         <w:tc>
           <w:tcPr>
-            <w:tcW w:w="2640" w:type="dxa"/>
+            <w:tcW w:w="1843" w:type="dxa"/>
           </w:tcPr>
           <w:p>
             <w:pPr>
@@ -4684,7 +4786,7 @@
         </w:tc>
         <w:tc>
           <w:tcPr>
-            <w:tcW w:w="2640" w:type="dxa"/>
+            <w:tcW w:w="4834" w:type="dxa"/>
           </w:tcPr>
           <w:p>
             <w:pPr>
@@ -4708,7 +4810,7 @@
       <w:tr>
         <w:tc>
           <w:tcPr>
-            <w:tcW w:w="2640" w:type="dxa"/>
+            <w:tcW w:w="1417" w:type="dxa"/>
           </w:tcPr>
           <w:p>
             <w:pPr>
@@ -4721,7 +4823,7 @@
         </w:tc>
         <w:tc>
           <w:tcPr>
-            <w:tcW w:w="2640" w:type="dxa"/>
+            <w:tcW w:w="1843" w:type="dxa"/>
           </w:tcPr>
           <w:p>
             <w:pPr>
@@ -4734,7 +4836,7 @@
         </w:tc>
         <w:tc>
           <w:tcPr>
-            <w:tcW w:w="2640" w:type="dxa"/>
+            <w:tcW w:w="4834" w:type="dxa"/>
           </w:tcPr>
           <w:p>
             <w:pPr>
@@ -4749,7 +4851,7 @@
       <w:tr>
         <w:tc>
           <w:tcPr>
-            <w:tcW w:w="2640" w:type="dxa"/>
+            <w:tcW w:w="1417" w:type="dxa"/>
           </w:tcPr>
           <w:p>
             <w:pPr>
@@ -4762,7 +4864,7 @@
         </w:tc>
         <w:tc>
           <w:tcPr>
-            <w:tcW w:w="2640" w:type="dxa"/>
+            <w:tcW w:w="1843" w:type="dxa"/>
           </w:tcPr>
           <w:p>
             <w:pPr>
@@ -4775,7 +4877,7 @@
         </w:tc>
         <w:tc>
           <w:tcPr>
-            <w:tcW w:w="2640" w:type="dxa"/>
+            <w:tcW w:w="4834" w:type="dxa"/>
           </w:tcPr>
           <w:p>
             <w:pPr>
@@ -4806,15 +4908,16 @@
     <w:tbl>
       <w:tblPr>
         <w:tblStyle w:val="Table"/>
-        <w:tblW w:w="5000" w:type="pct"/>
+        <w:tblW w:w="4470" w:type="pct"/>
+        <w:tblInd w:w="959" w:type="dxa"/>
         <w:tblLayout w:type="fixed"/>
         <w:tblLook w:val="0020" w:firstRow="1" w:lastRow="0" w:firstColumn="0" w:lastColumn="0" w:noHBand="0" w:noVBand="0"/>
       </w:tblPr>
       <w:tblGrid>
-        <w:gridCol w:w="2263"/>
-        <w:gridCol w:w="2263"/>
-        <w:gridCol w:w="2264"/>
-        <w:gridCol w:w="2264"/>
+        <w:gridCol w:w="1303"/>
+        <w:gridCol w:w="1957"/>
+        <w:gridCol w:w="1559"/>
+        <w:gridCol w:w="3275"/>
       </w:tblGrid>
       <w:tr>
         <w:trPr>
@@ -4823,7 +4926,7 @@
         </w:trPr>
         <w:tc>
           <w:tcPr>
-            <w:tcW w:w="1980" w:type="dxa"/>
+            <w:tcW w:w="1303" w:type="dxa"/>
           </w:tcPr>
           <w:p>
             <w:pPr>
@@ -4836,7 +4939,7 @@
         </w:tc>
         <w:tc>
           <w:tcPr>
-            <w:tcW w:w="1980" w:type="dxa"/>
+            <w:tcW w:w="1957" w:type="dxa"/>
           </w:tcPr>
           <w:p>
             <w:pPr>
@@ -4849,7 +4952,7 @@
         </w:tc>
         <w:tc>
           <w:tcPr>
-            <w:tcW w:w="1980" w:type="dxa"/>
+            <w:tcW w:w="1559" w:type="dxa"/>
           </w:tcPr>
           <w:p>
             <w:pPr>
@@ -4862,7 +4965,7 @@
         </w:tc>
         <w:tc>
           <w:tcPr>
-            <w:tcW w:w="1980" w:type="dxa"/>
+            <w:tcW w:w="3275" w:type="dxa"/>
           </w:tcPr>
           <w:p>
             <w:pPr>
@@ -4877,7 +4980,7 @@
       <w:tr>
         <w:tc>
           <w:tcPr>
-            <w:tcW w:w="1980" w:type="dxa"/>
+            <w:tcW w:w="1303" w:type="dxa"/>
           </w:tcPr>
           <w:p>
             <w:pPr>
@@ -4890,7 +4993,7 @@
         </w:tc>
         <w:tc>
           <w:tcPr>
-            <w:tcW w:w="1980" w:type="dxa"/>
+            <w:tcW w:w="1957" w:type="dxa"/>
           </w:tcPr>
           <w:p>
             <w:pPr>
@@ -4903,7 +5006,7 @@
         </w:tc>
         <w:tc>
           <w:tcPr>
-            <w:tcW w:w="1980" w:type="dxa"/>
+            <w:tcW w:w="1559" w:type="dxa"/>
           </w:tcPr>
           <w:p>
             <w:pPr>
@@ -4916,7 +5019,7 @@
         </w:tc>
         <w:tc>
           <w:tcPr>
-            <w:tcW w:w="1980" w:type="dxa"/>
+            <w:tcW w:w="3275" w:type="dxa"/>
           </w:tcPr>
           <w:p>
             <w:pPr>
@@ -4931,7 +5034,7 @@
       <w:tr>
         <w:tc>
           <w:tcPr>
-            <w:tcW w:w="1980" w:type="dxa"/>
+            <w:tcW w:w="1303" w:type="dxa"/>
           </w:tcPr>
           <w:p>
             <w:pPr>
@@ -4944,7 +5047,7 @@
         </w:tc>
         <w:tc>
           <w:tcPr>
-            <w:tcW w:w="1980" w:type="dxa"/>
+            <w:tcW w:w="1957" w:type="dxa"/>
           </w:tcPr>
           <w:p>
             <w:pPr>
@@ -4957,7 +5060,7 @@
         </w:tc>
         <w:tc>
           <w:tcPr>
-            <w:tcW w:w="1980" w:type="dxa"/>
+            <w:tcW w:w="1559" w:type="dxa"/>
           </w:tcPr>
           <w:p>
             <w:pPr>
@@ -4970,7 +5073,7 @@
         </w:tc>
         <w:tc>
           <w:tcPr>
-            <w:tcW w:w="1980" w:type="dxa"/>
+            <w:tcW w:w="3275" w:type="dxa"/>
           </w:tcPr>
           <w:p>
             <w:pPr>
@@ -4985,7 +5088,7 @@
       <w:tr>
         <w:tc>
           <w:tcPr>
-            <w:tcW w:w="1980" w:type="dxa"/>
+            <w:tcW w:w="1303" w:type="dxa"/>
           </w:tcPr>
           <w:p>
             <w:pPr>
@@ -4998,7 +5101,7 @@
         </w:tc>
         <w:tc>
           <w:tcPr>
-            <w:tcW w:w="1980" w:type="dxa"/>
+            <w:tcW w:w="1957" w:type="dxa"/>
           </w:tcPr>
           <w:p>
             <w:pPr>
@@ -5011,7 +5114,7 @@
         </w:tc>
         <w:tc>
           <w:tcPr>
-            <w:tcW w:w="1980" w:type="dxa"/>
+            <w:tcW w:w="1559" w:type="dxa"/>
           </w:tcPr>
           <w:p>
             <w:pPr>
@@ -5024,7 +5127,7 @@
         </w:tc>
         <w:tc>
           <w:tcPr>
-            <w:tcW w:w="1980" w:type="dxa"/>
+            <w:tcW w:w="3275" w:type="dxa"/>
           </w:tcPr>
           <w:p>
             <w:pPr>
@@ -5039,7 +5142,7 @@
       <w:tr>
         <w:tc>
           <w:tcPr>
-            <w:tcW w:w="1980" w:type="dxa"/>
+            <w:tcW w:w="1303" w:type="dxa"/>
           </w:tcPr>
           <w:p>
             <w:pPr>
@@ -5052,7 +5155,7 @@
         </w:tc>
         <w:tc>
           <w:tcPr>
-            <w:tcW w:w="1980" w:type="dxa"/>
+            <w:tcW w:w="1957" w:type="dxa"/>
           </w:tcPr>
           <w:p>
             <w:pPr>
@@ -5065,7 +5168,7 @@
         </w:tc>
         <w:tc>
           <w:tcPr>
-            <w:tcW w:w="1980" w:type="dxa"/>
+            <w:tcW w:w="1559" w:type="dxa"/>
           </w:tcPr>
           <w:p>
             <w:pPr>
@@ -5078,7 +5181,7 @@
         </w:tc>
         <w:tc>
           <w:tcPr>
-            <w:tcW w:w="1980" w:type="dxa"/>
+            <w:tcW w:w="3275" w:type="dxa"/>
           </w:tcPr>
           <w:p>
             <w:pPr>
@@ -5100,14 +5203,11 @@
           <w:b/>
           <w:bCs/>
         </w:rPr>
+        <w:lastRenderedPageBreak/>
         <w:t>Generalised rule-based construction</w:t>
       </w:r>
       <w:r>
-        <w:t xml:space="preserve">: Starting from the narrow rule-based classifier (100% on dev set), generalisation mechanisms were added: ~35 synonym families (e.g., {write, compose, draft, prepare} → write intent), intent templates (e.g., [action verb] + [object] → non_research), and entity-type detection (person names as a class). </w:t>
-      </w:r>
-      <w:r>
-        <w:lastRenderedPageBreak/>
-        <w:t>This variant was then iteratively improved on an extended development set (144 queries) until reaching 95.8% accuracy.</w:t>
+        <w:t>: Starting from the narrow rule-based classifier (100% on dev set), generalisation mechanisms were added: ~35 synonym families (e.g., {write, compose, draft, prepare} → write intent), intent templates (e.g., [action verb] + [object] → non_research), and entity-type detection (person names as a class). This variant was then iteratively improved on an extended development set (144 queries) until reaching 95.8% accuracy.</w:t>
       </w:r>
     </w:p>
     <w:p>
@@ -5463,7 +5563,11 @@
         <w:t>Refusal accuracy (10%) is partly addressable through prompt engineering.</w:t>
       </w:r>
       <w:r>
-        <w:t xml:space="preserve"> A more carefully crafted system prompt could improve the Baseline’s ability to refuse off-topic queries. However, even with a perfect prompt, the LLM makes the refusal decision </w:t>
+        <w:t xml:space="preserve"> A more carefully crafted system prompt could improve the Baseline’s ability to refuse off-topic queries. However, even with a perfect prompt, the LLM makes the refusal </w:t>
+      </w:r>
+      <w:r>
+        <w:lastRenderedPageBreak/>
+        <w:t xml:space="preserve">decision </w:t>
       </w:r>
       <w:r>
         <w:rPr>
@@ -5481,7 +5585,6 @@
         <w:pStyle w:val="Textoindependiente"/>
       </w:pPr>
       <w:r>
-        <w:lastRenderedPageBreak/>
         <w:t>The Baseline uses a minimal system prompt representative of typical vanilla RAG deployments (identity, university list, basic guardrails). This is deliberately not over-engineered — it represents the starting point from which practitioners would consider adding classification.</w:t>
       </w:r>
     </w:p>
@@ -5515,15 +5618,16 @@
     <w:tbl>
       <w:tblPr>
         <w:tblStyle w:val="Table"/>
-        <w:tblW w:w="5000" w:type="pct"/>
+        <w:tblW w:w="3992" w:type="pct"/>
+        <w:tblInd w:w="250" w:type="dxa"/>
         <w:tblLayout w:type="fixed"/>
         <w:tblLook w:val="0020" w:firstRow="1" w:lastRow="0" w:firstColumn="0" w:lastColumn="0" w:noHBand="0" w:noVBand="0"/>
       </w:tblPr>
       <w:tblGrid>
-        <w:gridCol w:w="1509"/>
-        <w:gridCol w:w="2515"/>
-        <w:gridCol w:w="2515"/>
-        <w:gridCol w:w="2515"/>
+        <w:gridCol w:w="2410"/>
+        <w:gridCol w:w="1364"/>
+        <w:gridCol w:w="1471"/>
+        <w:gridCol w:w="1984"/>
       </w:tblGrid>
       <w:tr>
         <w:trPr>
@@ -5532,7 +5636,7 @@
         </w:trPr>
         <w:tc>
           <w:tcPr>
-            <w:tcW w:w="1320" w:type="dxa"/>
+            <w:tcW w:w="2410" w:type="dxa"/>
           </w:tcPr>
           <w:p>
             <w:pPr>
@@ -5545,7 +5649,7 @@
         </w:tc>
         <w:tc>
           <w:tcPr>
-            <w:tcW w:w="2200" w:type="dxa"/>
+            <w:tcW w:w="1364" w:type="dxa"/>
           </w:tcPr>
           <w:p>
             <w:pPr>
@@ -5559,7 +5663,7 @@
         </w:tc>
         <w:tc>
           <w:tcPr>
-            <w:tcW w:w="2200" w:type="dxa"/>
+            <w:tcW w:w="1471" w:type="dxa"/>
           </w:tcPr>
           <w:p>
             <w:pPr>
@@ -5567,13 +5671,19 @@
               <w:jc w:val="center"/>
             </w:pPr>
             <w:r>
-              <w:t>Auto rule-based</w:t>
-            </w:r>
-          </w:p>
-        </w:tc>
-        <w:tc>
-          <w:tcPr>
-            <w:tcW w:w="2200" w:type="dxa"/>
+              <w:t xml:space="preserve">Auto </w:t>
+            </w:r>
+            <w:r>
+              <w:br/>
+            </w:r>
+            <w:r>
+              <w:t>rule-based</w:t>
+            </w:r>
+          </w:p>
+        </w:tc>
+        <w:tc>
+          <w:tcPr>
+            <w:tcW w:w="1984" w:type="dxa"/>
           </w:tcPr>
           <w:p>
             <w:pPr>
@@ -5589,7 +5699,7 @@
       <w:tr>
         <w:tc>
           <w:tcPr>
-            <w:tcW w:w="1320" w:type="dxa"/>
+            <w:tcW w:w="2410" w:type="dxa"/>
           </w:tcPr>
           <w:p>
             <w:pPr>
@@ -5606,7 +5716,7 @@
         </w:tc>
         <w:tc>
           <w:tcPr>
-            <w:tcW w:w="2200" w:type="dxa"/>
+            <w:tcW w:w="1364" w:type="dxa"/>
           </w:tcPr>
           <w:p>
             <w:pPr>
@@ -5620,7 +5730,7 @@
         </w:tc>
         <w:tc>
           <w:tcPr>
-            <w:tcW w:w="2200" w:type="dxa"/>
+            <w:tcW w:w="1471" w:type="dxa"/>
           </w:tcPr>
           <w:p>
             <w:pPr>
@@ -5638,7 +5748,7 @@
         </w:tc>
         <w:tc>
           <w:tcPr>
-            <w:tcW w:w="2200" w:type="dxa"/>
+            <w:tcW w:w="1984" w:type="dxa"/>
           </w:tcPr>
           <w:p>
             <w:pPr>
@@ -5654,7 +5764,7 @@
       <w:tr>
         <w:tc>
           <w:tcPr>
-            <w:tcW w:w="1320" w:type="dxa"/>
+            <w:tcW w:w="2410" w:type="dxa"/>
           </w:tcPr>
           <w:p>
             <w:pPr>
@@ -5671,7 +5781,7 @@
         </w:tc>
         <w:tc>
           <w:tcPr>
-            <w:tcW w:w="2200" w:type="dxa"/>
+            <w:tcW w:w="1364" w:type="dxa"/>
           </w:tcPr>
           <w:p>
             <w:pPr>
@@ -5685,7 +5795,7 @@
         </w:tc>
         <w:tc>
           <w:tcPr>
-            <w:tcW w:w="2200" w:type="dxa"/>
+            <w:tcW w:w="1471" w:type="dxa"/>
           </w:tcPr>
           <w:p>
             <w:pPr>
@@ -5699,7 +5809,7 @@
         </w:tc>
         <w:tc>
           <w:tcPr>
-            <w:tcW w:w="2200" w:type="dxa"/>
+            <w:tcW w:w="1984" w:type="dxa"/>
           </w:tcPr>
           <w:p>
             <w:pPr>
@@ -5719,7 +5829,7 @@
       <w:tr>
         <w:tc>
           <w:tcPr>
-            <w:tcW w:w="1320" w:type="dxa"/>
+            <w:tcW w:w="2410" w:type="dxa"/>
           </w:tcPr>
           <w:p>
             <w:pPr>
@@ -5736,7 +5846,7 @@
         </w:tc>
         <w:tc>
           <w:tcPr>
-            <w:tcW w:w="2200" w:type="dxa"/>
+            <w:tcW w:w="1364" w:type="dxa"/>
           </w:tcPr>
           <w:p>
             <w:pPr>
@@ -5750,7 +5860,7 @@
         </w:tc>
         <w:tc>
           <w:tcPr>
-            <w:tcW w:w="2200" w:type="dxa"/>
+            <w:tcW w:w="1471" w:type="dxa"/>
           </w:tcPr>
           <w:p>
             <w:pPr>
@@ -5764,7 +5874,7 @@
         </w:tc>
         <w:tc>
           <w:tcPr>
-            <w:tcW w:w="2200" w:type="dxa"/>
+            <w:tcW w:w="1984" w:type="dxa"/>
           </w:tcPr>
           <w:p>
             <w:pPr>
@@ -5784,7 +5894,7 @@
       <w:tr>
         <w:tc>
           <w:tcPr>
-            <w:tcW w:w="1320" w:type="dxa"/>
+            <w:tcW w:w="2410" w:type="dxa"/>
           </w:tcPr>
           <w:p>
             <w:pPr>
@@ -5801,7 +5911,7 @@
         </w:tc>
         <w:tc>
           <w:tcPr>
-            <w:tcW w:w="2200" w:type="dxa"/>
+            <w:tcW w:w="1364" w:type="dxa"/>
           </w:tcPr>
           <w:p>
             <w:pPr>
@@ -5815,7 +5925,7 @@
         </w:tc>
         <w:tc>
           <w:tcPr>
-            <w:tcW w:w="2200" w:type="dxa"/>
+            <w:tcW w:w="1471" w:type="dxa"/>
           </w:tcPr>
           <w:p>
             <w:pPr>
@@ -5829,7 +5939,7 @@
         </w:tc>
         <w:tc>
           <w:tcPr>
-            <w:tcW w:w="2200" w:type="dxa"/>
+            <w:tcW w:w="1984" w:type="dxa"/>
           </w:tcPr>
           <w:p>
             <w:pPr>
@@ -5928,15 +6038,15 @@
     <w:tbl>
       <w:tblPr>
         <w:tblStyle w:val="Table"/>
-        <w:tblW w:w="5000" w:type="pct"/>
+        <w:tblW w:w="4287" w:type="pct"/>
         <w:tblLayout w:type="fixed"/>
         <w:tblLook w:val="0020" w:firstRow="1" w:lastRow="0" w:firstColumn="0" w:lastColumn="0" w:noHBand="0" w:noVBand="0"/>
       </w:tblPr>
       <w:tblGrid>
-        <w:gridCol w:w="1509"/>
-        <w:gridCol w:w="2515"/>
-        <w:gridCol w:w="2515"/>
-        <w:gridCol w:w="2515"/>
+        <w:gridCol w:w="2235"/>
+        <w:gridCol w:w="1789"/>
+        <w:gridCol w:w="1613"/>
+        <w:gridCol w:w="2126"/>
       </w:tblGrid>
       <w:tr>
         <w:trPr>
@@ -5945,7 +6055,7 @@
         </w:trPr>
         <w:tc>
           <w:tcPr>
-            <w:tcW w:w="1320" w:type="dxa"/>
+            <w:tcW w:w="2235" w:type="dxa"/>
           </w:tcPr>
           <w:p>
             <w:pPr>
@@ -5958,7 +6068,7 @@
         </w:tc>
         <w:tc>
           <w:tcPr>
-            <w:tcW w:w="2200" w:type="dxa"/>
+            <w:tcW w:w="1789" w:type="dxa"/>
           </w:tcPr>
           <w:p>
             <w:pPr>
@@ -5972,7 +6082,7 @@
         </w:tc>
         <w:tc>
           <w:tcPr>
-            <w:tcW w:w="2200" w:type="dxa"/>
+            <w:tcW w:w="1613" w:type="dxa"/>
           </w:tcPr>
           <w:p>
             <w:pPr>
@@ -5986,7 +6096,7 @@
         </w:tc>
         <w:tc>
           <w:tcPr>
-            <w:tcW w:w="2200" w:type="dxa"/>
+            <w:tcW w:w="2126" w:type="dxa"/>
           </w:tcPr>
           <w:p>
             <w:pPr>
@@ -6002,7 +6112,7 @@
       <w:tr>
         <w:tc>
           <w:tcPr>
-            <w:tcW w:w="1320" w:type="dxa"/>
+            <w:tcW w:w="2235" w:type="dxa"/>
           </w:tcPr>
           <w:p>
             <w:pPr>
@@ -6022,7 +6132,7 @@
         </w:tc>
         <w:tc>
           <w:tcPr>
-            <w:tcW w:w="2200" w:type="dxa"/>
+            <w:tcW w:w="1789" w:type="dxa"/>
           </w:tcPr>
           <w:p>
             <w:pPr>
@@ -6040,7 +6150,7 @@
         </w:tc>
         <w:tc>
           <w:tcPr>
-            <w:tcW w:w="2200" w:type="dxa"/>
+            <w:tcW w:w="1613" w:type="dxa"/>
           </w:tcPr>
           <w:p>
             <w:pPr>
@@ -6058,7 +6168,7 @@
         </w:tc>
         <w:tc>
           <w:tcPr>
-            <w:tcW w:w="2200" w:type="dxa"/>
+            <w:tcW w:w="2126" w:type="dxa"/>
           </w:tcPr>
           <w:p>
             <w:pPr>
@@ -6074,7 +6184,7 @@
       <w:tr>
         <w:tc>
           <w:tcPr>
-            <w:tcW w:w="1320" w:type="dxa"/>
+            <w:tcW w:w="2235" w:type="dxa"/>
           </w:tcPr>
           <w:p>
             <w:pPr>
@@ -6094,7 +6204,7 @@
         </w:tc>
         <w:tc>
           <w:tcPr>
-            <w:tcW w:w="2200" w:type="dxa"/>
+            <w:tcW w:w="1789" w:type="dxa"/>
           </w:tcPr>
           <w:p>
             <w:pPr>
@@ -6108,7 +6218,7 @@
         </w:tc>
         <w:tc>
           <w:tcPr>
-            <w:tcW w:w="2200" w:type="dxa"/>
+            <w:tcW w:w="1613" w:type="dxa"/>
           </w:tcPr>
           <w:p>
             <w:pPr>
@@ -6126,7 +6236,7 @@
         </w:tc>
         <w:tc>
           <w:tcPr>
-            <w:tcW w:w="2200" w:type="dxa"/>
+            <w:tcW w:w="2126" w:type="dxa"/>
           </w:tcPr>
           <w:p>
             <w:pPr>
@@ -6146,7 +6256,7 @@
       <w:tr>
         <w:tc>
           <w:tcPr>
-            <w:tcW w:w="1320" w:type="dxa"/>
+            <w:tcW w:w="2235" w:type="dxa"/>
           </w:tcPr>
           <w:p>
             <w:pPr>
@@ -6166,7 +6276,7 @@
         </w:tc>
         <w:tc>
           <w:tcPr>
-            <w:tcW w:w="2200" w:type="dxa"/>
+            <w:tcW w:w="1789" w:type="dxa"/>
           </w:tcPr>
           <w:p>
             <w:pPr>
@@ -6184,7 +6294,7 @@
         </w:tc>
         <w:tc>
           <w:tcPr>
-            <w:tcW w:w="2200" w:type="dxa"/>
+            <w:tcW w:w="1613" w:type="dxa"/>
           </w:tcPr>
           <w:p>
             <w:pPr>
@@ -6198,7 +6308,7 @@
         </w:tc>
         <w:tc>
           <w:tcPr>
-            <w:tcW w:w="2200" w:type="dxa"/>
+            <w:tcW w:w="2126" w:type="dxa"/>
           </w:tcPr>
           <w:p>
             <w:pPr>
@@ -6214,7 +6324,7 @@
       <w:tr>
         <w:tc>
           <w:tcPr>
-            <w:tcW w:w="1320" w:type="dxa"/>
+            <w:tcW w:w="2235" w:type="dxa"/>
           </w:tcPr>
           <w:p>
             <w:pPr>
@@ -6227,7 +6337,7 @@
         </w:tc>
         <w:tc>
           <w:tcPr>
-            <w:tcW w:w="2200" w:type="dxa"/>
+            <w:tcW w:w="1789" w:type="dxa"/>
           </w:tcPr>
           <w:p>
             <w:pPr>
@@ -6245,7 +6355,7 @@
         </w:tc>
         <w:tc>
           <w:tcPr>
-            <w:tcW w:w="2200" w:type="dxa"/>
+            <w:tcW w:w="1613" w:type="dxa"/>
           </w:tcPr>
           <w:p>
             <w:pPr>
@@ -6263,7 +6373,7 @@
         </w:tc>
         <w:tc>
           <w:tcPr>
-            <w:tcW w:w="2200" w:type="dxa"/>
+            <w:tcW w:w="2126" w:type="dxa"/>
           </w:tcPr>
           <w:p>
             <w:pPr>
@@ -6330,7 +6440,6 @@
         <w:pStyle w:val="Textoindependiente"/>
       </w:pPr>
       <w:r>
-        <w:lastRenderedPageBreak/>
         <w:t xml:space="preserve">This reveals a critical distinction between C_traj and C_out. C_traj measures whether the </w:t>
       </w:r>
       <w:r>
@@ -6351,7 +6460,11 @@
         <w:t>response</w:t>
       </w:r>
       <w:r>
-        <w:t xml:space="preserve"> is the same across runs — a property that requires correct classification, so that queries reach deterministic programmatic paths rather than non-deterministic LLM paths. The aggregate R_Con captures this: consistency at the system level is a function of accuracy, not just determinism.</w:t>
+        <w:t xml:space="preserve"> is the same across runs — a </w:t>
+      </w:r>
+      <w:r>
+        <w:lastRenderedPageBreak/>
+        <w:t>property that requires correct classification, so that queries reach deterministic programmatic paths rather than non-deterministic LLM paths. The aggregate R_Con captures this: consistency at the system level is a function of accuracy, not just determinism.</w:t>
       </w:r>
     </w:p>
     <w:p>
@@ -6436,7 +6549,6 @@
       <w:bookmarkStart w:id="55" w:name="robustness"/>
       <w:bookmarkEnd w:id="54"/>
       <w:r>
-        <w:lastRenderedPageBreak/>
         <w:t>6.3.3 Robustness</w:t>
       </w:r>
     </w:p>
@@ -6593,6 +6705,7 @@
                 <w:b/>
                 <w:bCs/>
               </w:rPr>
+              <w:lastRenderedPageBreak/>
               <w:t>Tier 1</w:t>
             </w:r>
             <w:r>
@@ -9860,7 +9973,7 @@
         <w:rPr>
           <w:noProof/>
         </w:rPr>
-        <w:pict w14:anchorId="50A3F28F">
+        <w:pict w14:anchorId="5E00B209">
           <v:rect id="_x0000_i1027" alt="" style="width:425.2pt;height:.05pt;mso-width-percent:0;mso-height-percent:0;mso-width-percent:0;mso-height-percent:0" o:hralign="center" o:hrstd="t" o:hr="t"/>
         </w:pict>
       </w:r>
@@ -10910,7 +11023,7 @@
         <w:rPr>
           <w:noProof/>
         </w:rPr>
-        <w:pict w14:anchorId="2322F922">
+        <w:pict w14:anchorId="77D051FD">
           <v:rect id="_x0000_i1026" alt="" style="width:425.2pt;height:.05pt;mso-width-percent:0;mso-height-percent:0;mso-width-percent:0;mso-height-percent:0" o:hralign="center" o:hrstd="t" o:hr="t"/>
         </w:pict>
       </w:r>
@@ -11012,7 +11125,7 @@
         <w:rPr>
           <w:noProof/>
         </w:rPr>
-        <w:pict w14:anchorId="7B46A095">
+        <w:pict w14:anchorId="4493FF3C">
           <v:rect id="_x0000_i1025" alt="" style="width:425.2pt;height:.05pt;mso-width-percent:0;mso-height-percent:0;mso-width-percent:0;mso-height-percent:0" o:hralign="center" o:hrstd="t" o:hr="t"/>
         </w:pict>
       </w:r>
@@ -11194,6 +11307,26 @@
         <w:pStyle w:val="Textoindependiente"/>
       </w:pPr>
       <w:r>
+        <w:t>Moreno-Torres, I.</w:t>
+      </w:r>
+      <w:r>
+        <w:t>, Zamora Mogollo, A. &amp; Martín Vergara, Francisca</w:t>
+      </w:r>
+      <w:r>
+        <w:t xml:space="preserve"> (202</w:t>
+      </w:r>
+      <w:r>
+        <w:t>6</w:t>
+      </w:r>
+      <w:r>
+        <w:t>). TOMMI: An AI Agent Framework for European University Alliances. GitHub repository</w:t>
+      </w:r>
+    </w:p>
+    <w:p>
+      <w:pPr>
+        <w:pStyle w:val="Textoindependiente"/>
+      </w:pPr>
+      <w:r>
         <w:t xml:space="preserve">Rabanser, S., Kapoor, S., Kirgis, P., Liu, K., Utpala, S., &amp; Narayanan, A. (2025). Towards a Science of AI Agent Reliability. Princeton University. </w:t>
       </w:r>
       <w:r>
@@ -11212,17 +11345,8 @@
         <w:pStyle w:val="Textoindependiente"/>
       </w:pPr>
       <w:r>
-        <w:t xml:space="preserve">R³AG (2025). Retriever Routing for Retrieval-Augmented Generation. </w:t>
-      </w:r>
-      <w:r>
-        <w:rPr>
-          <w:i/>
-          <w:iCs/>
-        </w:rPr>
-        <w:t>arXiv:2604.22849</w:t>
-      </w:r>
-      <w:r>
-        <w:t>.</w:t>
+        <w:lastRenderedPageBreak/>
+        <w:t>Zhao, T., Zhu, Y., Tian, Y., &amp; Dou, Z. (2026). R³AG: Retriever Routing for Retrieval-Augmented Generation. arXiv:2604.22849.</w:t>
       </w:r>
     </w:p>
     <w:p>
@@ -11230,7 +11354,6 @@
         <w:pStyle w:val="Textoindependiente"/>
       </w:pPr>
       <w:r>
-        <w:lastRenderedPageBreak/>
         <w:t xml:space="preserve">Schick, T., Dwivedi-Yu, J., Dessì, R., Raileanu, R., Lomeli, M., Zettlemoyer, L., … &amp; Scialom, T. (2023). Toolformer: Language Models Can Teach Themselves to Use Tools. </w:t>
       </w:r>
       <w:r>
@@ -11331,7 +11454,7 @@
 </file>
 
 <file path=word/numbering.xml><?xml version="1.0" encoding="utf-8"?>
-<w:numbering xmlns:wpc="http://schemas.microsoft.com/office/word/2010/wordprocessingCanvas" xmlns:cx="http://schemas.microsoft.com/office/drawing/2014/chartex" xmlns:cx1="http://schemas.microsoft.com/office/drawing/2015/9/8/chartex" xmlns:cx2="http://schemas.microsoft.com/office/drawing/2015/10/21/chartex" xmlns:cx3="http://schemas.microsoft.com/office/drawing/2016/5/9/chartex" xmlns:cx4="http://schemas.microsoft.com/office/drawing/2016/5/10/chartex" xmlns:cx5="http://schemas.microsoft.com/office/drawing/2016/5/11/chartex" xmlns:cx6="http://schemas.microsoft.com/office/drawing/2016/5/12/chartex" xmlns:cx7="http://schemas.microsoft.com/office/drawing/2016/5/13/chartex" xmlns:cx8="http://schemas.microsoft.com/office/drawing/2016/5/14/chartex" xmlns:mc="http://schemas.openxmlformats.org/markup-compatibility/2006" xmlns:aink="http://schemas.microsoft.com/office/drawing/2016/ink" xmlns:am3d="http://schemas.microsoft.com/office/drawing/2017/model3d" xmlns:o="urn:schemas-microsoft-com:office:office" xmlns:oel="http://schemas.microsoft.com/office/2019/extlst" xmlns:r="http://schemas.openxmlformats.org/officeDocument/2006/relationships" xmlns:m="http://schemas.openxmlformats.org/officeDocument/2006/math" xmlns:v="urn:schemas-microsoft-com:vml" xmlns:wp14="http://schemas.microsoft.com/office/word/2010/wordprocessingDrawing" xmlns:wp="http://schemas.openxmlformats.org/drawingml/2006/wordprocessingDrawing" xmlns:w10="urn:schemas-microsoft-com:office:word" xmlns:w="http://schemas.openxmlformats.org/wordprocessingml/2006/main" xmlns:w14="http://schemas.microsoft.com/office/word/2010/wordml" xmlns:w15="http://schemas.microsoft.com/office/word/2012/wordml" xmlns:w16cex="http://schemas.microsoft.com/office/word/2018/wordml/cex" xmlns:w16cid="http://schemas.microsoft.com/office/word/2016/wordml/cid" xmlns:w16="http://schemas.microsoft.com/office/word/2018/wordml" xmlns:w16du="http://schemas.microsoft.com/office/word/2023/wordml/word16du" xmlns:w16sdtdh="http://schemas.microsoft.com/office/word/2020/wordml/sdtdatahash" xmlns:w16sdtfl="http://schemas.microsoft.com/office/word/2024/wordml/sdtformatlock" xmlns:w16se="http://schemas.microsoft.com/office/word/2015/wordml/symex" xmlns:wpg="http://schemas.microsoft.com/office/word/2010/wordprocessingGroup" xmlns:wpi="http://schemas.microsoft.com/office/word/2010/wordprocessingInk" xmlns:wne="http://schemas.microsoft.com/office/word/2006/wordml" xmlns:wps="http://schemas.microsoft.com/office/word/2010/wordprocessingShape" mc:Ignorable="w14 w15 w16se w16cid w16 w16cex w16sdtdh w16sdtfl w16du wp14">
+<w:numbering xmlns:wpc="http://schemas.microsoft.com/office/word/2010/wordprocessingCanvas" xmlns:cx="http://schemas.microsoft.com/office/drawing/2014/chartex" xmlns:cx1="http://schemas.microsoft.com/office/drawing/2015/9/8/chartex" xmlns:cx2="http://schemas.microsoft.com/office/drawing/2015/10/21/chartex" xmlns:cx3="http://schemas.microsoft.com/office/drawing/2016/5/9/chartex" xmlns:cx4="http://schemas.microsoft.com/office/drawing/2016/5/10/chartex" xmlns:cx5="http://schemas.microsoft.com/office/drawing/2016/5/11/chartex" xmlns:cx6="http://schemas.microsoft.com/office/drawing/2016/5/12/chartex" xmlns:cx7="http://schemas.microsoft.com/office/drawing/2016/5/13/chartex" xmlns:cx8="http://schemas.microsoft.com/office/drawing/2016/5/14/chartex" xmlns:mc="http://schemas.openxmlformats.org/markup-compatibility/2006" xmlns:m="http://schemas.openxmlformats.org/officeDocument/2006/math" xmlns:aink="http://schemas.microsoft.com/office/drawing/2016/ink" xmlns:am3d="http://schemas.microsoft.com/office/drawing/2017/model3d" xmlns:oel="http://schemas.microsoft.com/office/2019/extlst" xmlns:r="http://schemas.openxmlformats.org/officeDocument/2006/relationships" xmlns:wp14="http://schemas.microsoft.com/office/word/2010/wordprocessingDrawing" xmlns:wp="http://schemas.openxmlformats.org/drawingml/2006/wordprocessingDrawing" xmlns:wpg="http://schemas.microsoft.com/office/word/2010/wordprocessingGroup" xmlns:wpi="http://schemas.microsoft.com/office/word/2010/wordprocessingInk" xmlns:wps="http://schemas.microsoft.com/office/word/2010/wordprocessingShape" xmlns:o="urn:schemas-microsoft-com:office:office" xmlns:v="urn:schemas-microsoft-com:vml" xmlns:w10="urn:schemas-microsoft-com:office:word" xmlns:w="http://schemas.openxmlformats.org/wordprocessingml/2006/main" xmlns:w14="http://schemas.microsoft.com/office/word/2010/wordml" xmlns:w15="http://schemas.microsoft.com/office/word/2012/wordml" xmlns:w16cex="http://schemas.microsoft.com/office/word/2018/wordml/cex" xmlns:w16cid="http://schemas.microsoft.com/office/word/2016/wordml/cid" xmlns:w16="http://schemas.microsoft.com/office/word/2018/wordml" xmlns:w16sdtdh="http://schemas.microsoft.com/office/word/2020/wordml/sdtdatahash" xmlns:w16sdtfl="http://schemas.microsoft.com/office/word/2024/wordml/sdtformatlock" xmlns:w16se="http://schemas.microsoft.com/office/word/2015/wordml/symex" xmlns:w16du="http://schemas.microsoft.com/office/word/2023/wordml/word16du" xmlns:wne="http://schemas.microsoft.com/office/word/2006/wordml" mc:Ignorable="w14 w15 w16se w16cid w16 w16cex w16sdtdh w16sdtfl w16du wp14">
   <w:abstractNum w:abstractNumId="0" w15:restartNumberingAfterBreak="0">
     <w:nsid w:val="0000A990"/>
     <w:multiLevelType w:val="multilevel"/>
@@ -12016,7 +12139,7 @@
 </file>
 
 <file path=word/styles.xml><?xml version="1.0" encoding="utf-8"?>
-<w:styles xmlns:mc="http://schemas.openxmlformats.org/markup-compatibility/2006" xmlns:r="http://schemas.openxmlformats.org/officeDocument/2006/relationships" xmlns:w="http://schemas.openxmlformats.org/wordprocessingml/2006/main" xmlns:w14="http://schemas.microsoft.com/office/word/2010/wordml" xmlns:w15="http://schemas.microsoft.com/office/word/2012/wordml" xmlns:w16cex="http://schemas.microsoft.com/office/word/2018/wordml/cex" xmlns:w16cid="http://schemas.microsoft.com/office/word/2016/wordml/cid" xmlns:w16="http://schemas.microsoft.com/office/word/2018/wordml" xmlns:w16du="http://schemas.microsoft.com/office/word/2023/wordml/word16du" xmlns:w16sdtdh="http://schemas.microsoft.com/office/word/2020/wordml/sdtdatahash" xmlns:w16sdtfl="http://schemas.microsoft.com/office/word/2024/wordml/sdtformatlock" xmlns:w16se="http://schemas.microsoft.com/office/word/2015/wordml/symex" mc:Ignorable="w14 w15 w16se w16cid w16 w16cex w16sdtdh w16sdtfl w16du">
+<w:styles xmlns:mc="http://schemas.openxmlformats.org/markup-compatibility/2006" xmlns:r="http://schemas.openxmlformats.org/officeDocument/2006/relationships" xmlns:w="http://schemas.openxmlformats.org/wordprocessingml/2006/main" xmlns:w14="http://schemas.microsoft.com/office/word/2010/wordml" xmlns:w15="http://schemas.microsoft.com/office/word/2012/wordml" xmlns:w16cex="http://schemas.microsoft.com/office/word/2018/wordml/cex" xmlns:w16cid="http://schemas.microsoft.com/office/word/2016/wordml/cid" xmlns:w16="http://schemas.microsoft.com/office/word/2018/wordml" xmlns:w16sdtdh="http://schemas.microsoft.com/office/word/2020/wordml/sdtdatahash" xmlns:w16sdtfl="http://schemas.microsoft.com/office/word/2024/wordml/sdtformatlock" xmlns:w16se="http://schemas.microsoft.com/office/word/2015/wordml/symex" xmlns:w16du="http://schemas.microsoft.com/office/word/2023/wordml/word16du" mc:Ignorable="w14 w15 w16se w16cid w16 w16cex w16sdtdh w16sdtfl w16du">
   <w:docDefaults>
     <w:rPrDefault>
       <w:rPr>
